--- a/word_reports/LP_0053_위치_349_Air Supply_The Power of L.docx
+++ b/word_reports/LP_0053_위치_349_Air Supply_The Power of L.docx
@@ -4,7 +4,7 @@
   <w:body>
     <w:p>
       <w:pPr>
-        <w:spacing w:after="280"/>
+        <w:spacing w:after="80"/>
       </w:pPr>
       <w:r>
         <w:rPr w:rFonts="맑은 고딕">
@@ -13,94 +13,47 @@
           <w:color w:val="1E3A8A"/>
           <w:sz w:val="30"/>
         </w:rPr>
-        <w:t>[349] Air Supply - The Power of Lov</w:t>
+        <w:t>Air Supply (공기 공급) - The Power of Lov</w:t>
       </w:r>
     </w:p>
     <w:p>
       <w:pPr>
-        <w:spacing w:after="320"/>
+        <w:spacing w:after="240"/>
       </w:pPr>
       <w:r>
         <w:rPr w:rFonts="맑은 고딕">
           <w:rFonts w:ascii="맑은 고딕" w:hAnsi="맑은 고딕" w:eastAsia="맑은 고딕"/>
           <w:b/>
-          <w:sz w:val="20"/>
+          <w:color w:val="4B5563"/>
+          <w:sz w:val="22"/>
         </w:rPr>
-        <w:t>■ 위치 : 349</w:t>
-        <w:br/>
-      </w:r>
-      <w:r>
-        <w:rPr w:rFonts="맑은 고딕">
-          <w:rFonts w:ascii="맑은 고딕" w:hAnsi="맑은 고딕" w:eastAsia="맑은 고딕"/>
-          <w:b/>
-          <w:sz w:val="20"/>
-        </w:rPr>
-        <w:t>■ 아티스트 : Air Supply</w:t>
-        <w:br/>
-      </w:r>
-      <w:r>
-        <w:rPr w:rFonts="맑은 고딕">
-          <w:rFonts w:ascii="맑은 고딕" w:hAnsi="맑은 고딕" w:eastAsia="맑은 고딕"/>
-          <w:b/>
-          <w:sz w:val="20"/>
-        </w:rPr>
-        <w:t>■ 앨범명 : The Power of Lov</w:t>
-        <w:br/>
-      </w:r>
-      <w:r>
-        <w:rPr w:rFonts="맑은 고딕">
-          <w:rFonts w:ascii="맑은 고딕" w:hAnsi="맑은 고딕" w:eastAsia="맑은 고딕"/>
-          <w:b w:val="0"/>
-          <w:sz w:val="20"/>
-        </w:rPr>
-        <w:t>■ 음반 레이블 : Arista Records</w:t>
-        <w:br/>
-      </w:r>
-      <w:r>
-        <w:rPr w:rFonts="맑은 고딕">
-          <w:rFonts w:ascii="맑은 고딕" w:hAnsi="맑은 고딕" w:eastAsia="맑은 고딕"/>
-          <w:b w:val="0"/>
-          <w:sz w:val="20"/>
-        </w:rPr>
-        <w:t>■ 발매년도 : 1985</w:t>
-        <w:br/>
-      </w:r>
-      <w:r>
-        <w:rPr w:rFonts="맑은 고딕">
-          <w:rFonts w:ascii="맑은 고딕" w:hAnsi="맑은 고딕" w:eastAsia="맑은 고딕"/>
-          <w:b w:val="0"/>
-          <w:sz w:val="20"/>
-        </w:rPr>
-        <w:t>■ 장르 : 소프트 록 (Soft Rock), 어돌트 컨템포러리 (Adult Contemporary), 팝 록 (Pop Rock)</w:t>
-        <w:br/>
-      </w:r>
-      <w:r>
-        <w:rPr w:rFonts="맑은 고딕">
-          <w:rFonts w:ascii="맑은 고딕" w:hAnsi="맑은 고딕" w:eastAsia="맑은 고딕"/>
-          <w:b w:val="0"/>
-          <w:sz w:val="20"/>
-        </w:rPr>
-        <w:t>■ 주요 수록곡 : 1. Just As I Am</w:t>
-        <w:br/>
+        <w:t>위치 :  349</w:t>
       </w:r>
     </w:p>
     <w:p>
       <w:pPr>
-        <w:spacing w:after="160"/>
+        <w:spacing w:line="324" w:lineRule="auto" w:before="80" w:after="160"/>
       </w:pPr>
       <w:r>
         <w:rPr w:rFonts="맑은 고딕">
           <w:rFonts w:ascii="맑은 고딕" w:hAnsi="맑은 고딕" w:eastAsia="맑은 고딕"/>
           <w:b/>
           <w:color w:val="1F2937"/>
-          <w:sz w:val="24"/>
+          <w:sz w:val="22"/>
         </w:rPr>
-        <w:t>■ 음반 해설 및 감상 가이드</w:t>
+        <w:t xml:space="preserve">[음반 소개] </w:t>
+      </w:r>
+      <w:r>
+        <w:rPr w:rFonts="맑은 고딕">
+          <w:rFonts w:ascii="맑은 고딕" w:hAnsi="맑은 고딕" w:eastAsia="맑은 고딕"/>
+          <w:b w:val="0"/>
+          <w:sz w:val="21"/>
+        </w:rPr>
       </w:r>
     </w:p>
     <w:p>
       <w:pPr>
-        <w:spacing w:line="312" w:lineRule="auto" w:after="120"/>
+        <w:spacing w:line="324" w:lineRule="auto" w:after="120"/>
       </w:pPr>
       <w:r>
         <w:rPr w:rFonts="맑은 고딕">
@@ -108,38 +61,516 @@
           <w:b w:val="0"/>
           <w:sz w:val="21"/>
         </w:rPr>
-        <w:t>1980년대 서정적인 멜로디와 독보적인 미성으로 전 세계 음악 팬들의 감성을 사로잡았던 오스트레일리아 출신의 전설적인 팝 듀오 에어 서플라이(Air Supply)가 1985년에 선보인 명반입니다. 제니퍼 러시(Jennifer Rush)의 원곡을 에어 서플라이 특유의 드라마틱한 감성으로 완벽히 재해석한 타이틀곡 "The Power of Love"를 위시하여, 80년대 어돌트 컨템포러리 음악이 도달할 수 있는 가장 아름다운 멜로디의 정수를 담아냈습니다. 본 음반은 팝 발라드의 거장으로서 그들의 음악적 입지를 다시 한번 확고히 다진 수작으로 평가받습니다.</w:t>
+        <w:t>청명한 호주의 바람처럼 불어와 메마른 일상을 촉촉하게 적시는 에어 서플라이의 서정적 정수가 오롯이 응축된 명반입니다. 가슴을 관통하는 러셀 히치콕의 드라마틱한 미성과 그레이엄 러셀의 정교하고 유려한 멜로디는 소프트 록이 도달할 수 있는 가장 우아하고 낭만적인 풍경을 직조해 냅니다. 웅장한 오케스트레이션과 따뜻한 팝 사운드의 조화 속에서 피어나는 사랑의 숭고함은 세월이 흘러도 퇴색되지 않는 불멸의 울림을 전합니다. 턴테이블의 회전과 함께 흘러나오는 이들의 선율은 순수했던 그 시절의 순애보적 감성을 아련한 향수와 함께 다시금 소환해 냅니다.</w:t>
       </w:r>
     </w:p>
     <w:p>
       <w:pPr>
-        <w:spacing w:line="312" w:lineRule="auto" w:after="120"/>
+        <w:spacing w:line="324" w:lineRule="auto" w:before="200" w:after="80"/>
       </w:pPr>
+      <w:r>
+        <w:rPr w:rFonts="맑은 고딕">
+          <w:rFonts w:ascii="맑은 고딕" w:hAnsi="맑은 고딕" w:eastAsia="맑은 고딕"/>
+          <w:b/>
+          <w:color w:val="1E3A8A"/>
+          <w:sz w:val="24"/>
+        </w:rPr>
+        <w:t>1. 음반 데이터</w:t>
+      </w:r>
+    </w:p>
+    <w:p>
+      <w:pPr>
+        <w:spacing w:line="324" w:lineRule="auto" w:after="80"/>
+      </w:pPr>
+      <w:r>
+        <w:rPr w:rFonts="맑은 고딕">
+          <w:rFonts w:ascii="맑은 고딕" w:hAnsi="맑은 고딕" w:eastAsia="맑은 고딕"/>
+          <w:b w:val="0"/>
+          <w:color w:val="6B7280"/>
+          <w:sz w:val="21"/>
+        </w:rPr>
+        <w:t xml:space="preserve">· </w:t>
+      </w:r>
+      <w:r>
+        <w:rPr w:rFonts="맑은 고딕">
+          <w:rFonts w:ascii="맑은 고딕" w:hAnsi="맑은 고딕" w:eastAsia="맑은 고딕"/>
+          <w:b/>
+          <w:color w:val="1F2937"/>
+          <w:sz w:val="21"/>
+        </w:rPr>
+        <w:t xml:space="preserve">앨범명: </w:t>
+      </w:r>
       <w:r>
         <w:rPr w:rFonts="맑은 고딕">
           <w:rFonts w:ascii="맑은 고딕" w:hAnsi="맑은 고딕" w:eastAsia="맑은 고딕"/>
           <w:b w:val="0"/>
           <w:sz w:val="21"/>
         </w:rPr>
-        <w:t>음악적으로는 메인 보컬 러셀 히치콕(Russell Hitchcock)의 하늘로 솟구치는 듯한 청아하고 폭발적인 고음과, 팀의 리더이자 작곡가인 그레이엄 러셀(Graham Russell)의 따스하고 안락한 중저음 보컬이 완벽한 조화를 이룹니다. 특히 대표곡 "The Power of Love"에서 느껴지는 극적인 편곡과 웅장한 사운드 스케일, 그리고 후반부로 갈수록 고조되는 보컬의 에너지는 듣는 이에게 깊은 울림과 전율을 선사합니다. 정교한 오케스트레이션과 감각적인 세션 연주가 결합하여 팝 록의 세련미와 클래식한 매력을 동시에 구현해냈습니다.</w:t>
+        <w:t>The Power of Lov</w:t>
       </w:r>
     </w:p>
     <w:p>
       <w:pPr>
-        <w:spacing w:line="312" w:lineRule="auto" w:after="120"/>
+        <w:spacing w:line="324" w:lineRule="auto" w:after="80"/>
       </w:pPr>
+      <w:r>
+        <w:rPr w:rFonts="맑은 고딕">
+          <w:rFonts w:ascii="맑은 고딕" w:hAnsi="맑은 고딕" w:eastAsia="맑은 고딕"/>
+          <w:b w:val="0"/>
+          <w:color w:val="6B7280"/>
+          <w:sz w:val="21"/>
+        </w:rPr>
+        <w:t xml:space="preserve">· </w:t>
+      </w:r>
+      <w:r>
+        <w:rPr w:rFonts="맑은 고딕">
+          <w:rFonts w:ascii="맑은 고딕" w:hAnsi="맑은 고딕" w:eastAsia="맑은 고딕"/>
+          <w:b/>
+          <w:color w:val="1F2937"/>
+          <w:sz w:val="21"/>
+        </w:rPr>
+        <w:t xml:space="preserve">아티스트: </w:t>
+      </w:r>
       <w:r>
         <w:rPr w:rFonts="맑은 고딕">
           <w:rFonts w:ascii="맑은 고딕" w:hAnsi="맑은 고딕" w:eastAsia="맑은 고딕"/>
           <w:b w:val="0"/>
           <w:sz w:val="21"/>
         </w:rPr>
-        <w:t>앨범의 포문을 열며 빌보드 싱글 차트 상위권에 올랐던 감미로운 발라드 "Just As I Am"을 비롯하여, 비트감 있는 록 사운드와 호소력 짙은 멜로디가 조화를 이루는 "Lonely Is the Night", 영화 《스트리트 스마트》에 삽입되어 큰 사랑을 받은 "I Can Wait Forever" 등 수록곡 전반의 완성도가 매우 뛰어납니다. 아날로그 LP 음반이 지닌 따뜻하고 풍성한 질감으로 감상할 때, 러셀 히치콕의 맑은 음색과 섬세한 섬유질의 사운드가 주는 진정한 매력을 온전히 경험할 수 있습니다.</w:t>
+        <w:t>Air Supply (공기 공급)</w:t>
+      </w:r>
+    </w:p>
+    <w:p>
+      <w:pPr>
+        <w:spacing w:line="324" w:lineRule="auto" w:after="80"/>
+      </w:pPr>
+      <w:r>
+        <w:rPr w:rFonts="맑은 고딕">
+          <w:rFonts w:ascii="맑은 고딕" w:hAnsi="맑은 고딕" w:eastAsia="맑은 고딕"/>
+          <w:b w:val="0"/>
+          <w:color w:val="6B7280"/>
+          <w:sz w:val="21"/>
+        </w:rPr>
+        <w:t xml:space="preserve">· </w:t>
+      </w:r>
+      <w:r>
+        <w:rPr w:rFonts="맑은 고딕">
+          <w:rFonts w:ascii="맑은 고딕" w:hAnsi="맑은 고딕" w:eastAsia="맑은 고딕"/>
+          <w:b/>
+          <w:color w:val="1F2937"/>
+          <w:sz w:val="21"/>
+        </w:rPr>
+        <w:t xml:space="preserve">발매 정보: </w:t>
+      </w:r>
+      <w:r>
+        <w:rPr w:rFonts="맑은 고딕">
+          <w:rFonts w:ascii="맑은 고딕" w:hAnsi="맑은 고딕" w:eastAsia="맑은 고딕"/>
+          <w:b w:val="0"/>
+          <w:sz w:val="21"/>
+        </w:rPr>
+        <w:t>1980년대 중반 소프트 록과 어덜트 컨템퍼러리 장르의 전성기를 이끌던 에어 서플라이가 제니퍼 러시의 원곡을 그들만의 드라마틱한 어법으로 재해석한 타이틀곡을 전면에 내세워 발매한 기념비적 음반입니다.</w:t>
+      </w:r>
+    </w:p>
+    <w:p>
+      <w:pPr>
+        <w:spacing w:line="324" w:lineRule="auto" w:after="80"/>
+      </w:pPr>
+      <w:r>
+        <w:rPr w:rFonts="맑은 고딕">
+          <w:rFonts w:ascii="맑은 고딕" w:hAnsi="맑은 고딕" w:eastAsia="맑은 고딕"/>
+          <w:b w:val="0"/>
+          <w:color w:val="6B7280"/>
+          <w:sz w:val="21"/>
+        </w:rPr>
+        <w:t xml:space="preserve">· </w:t>
+      </w:r>
+      <w:r>
+        <w:rPr w:rFonts="맑은 고딕">
+          <w:rFonts w:ascii="맑은 고딕" w:hAnsi="맑은 고딕" w:eastAsia="맑은 고딕"/>
+          <w:b/>
+          <w:color w:val="1F2937"/>
+          <w:sz w:val="21"/>
+        </w:rPr>
+        <w:t xml:space="preserve">LP 인기도(판매량): </w:t>
+      </w:r>
+      <w:r>
+        <w:rPr w:rFonts="맑은 고딕">
+          <w:rFonts w:ascii="맑은 고딕" w:hAnsi="맑은 고딕" w:eastAsia="맑은 고딕"/>
+          <w:b w:val="0"/>
+          <w:sz w:val="21"/>
+        </w:rPr>
+        <w:t>타이틀곡 'The Power of Love'가 빌보드 핫 100 차트 상위권에 랭크되었으며, 아시아와 유럽, 북미 전역의 음반 차트에서 골드 및 플래티넘 레코드를 기록하며 전 세계적인 상업적 대성공을 거두었습니다.</w:t>
+      </w:r>
+    </w:p>
+    <w:p>
+      <w:pPr>
+        <w:spacing w:line="324" w:lineRule="auto" w:after="80"/>
+      </w:pPr>
+      <w:r>
+        <w:rPr w:rFonts="맑은 고딕">
+          <w:rFonts w:ascii="맑은 고딕" w:hAnsi="맑은 고딕" w:eastAsia="맑은 고딕"/>
+          <w:b w:val="0"/>
+          <w:color w:val="6B7280"/>
+          <w:sz w:val="21"/>
+        </w:rPr>
+        <w:t xml:space="preserve">· </w:t>
+      </w:r>
+      <w:r>
+        <w:rPr w:rFonts="맑은 고딕">
+          <w:rFonts w:ascii="맑은 고딕" w:hAnsi="맑은 고딕" w:eastAsia="맑은 고딕"/>
+          <w:b/>
+          <w:color w:val="1F2937"/>
+          <w:sz w:val="21"/>
+        </w:rPr>
+        <w:t xml:space="preserve">각종 수상경력: </w:t>
+      </w:r>
+      <w:r>
+        <w:rPr w:rFonts="맑은 고딕">
+          <w:rFonts w:ascii="맑은 고딕" w:hAnsi="맑은 고딕" w:eastAsia="맑은 고딕"/>
+          <w:b w:val="0"/>
+          <w:sz w:val="21"/>
+        </w:rPr>
+        <w:t>아메리칸 뮤직 어워드(AMA) 노미네이트 및 호주 ARIA 명예의 전당 입성을 뒷받침한 주요 작품 중 하나로 평가받으며 대중음악 평단으로부터 서정적 팝 발라드의 모범으로 확고한 찬사를 받았습니다.</w:t>
+      </w:r>
+    </w:p>
+    <w:p>
+      <w:pPr>
+        <w:spacing w:line="324" w:lineRule="auto" w:before="200" w:after="80"/>
+      </w:pPr>
+      <w:r>
+        <w:rPr w:rFonts="맑은 고딕">
+          <w:rFonts w:ascii="맑은 고딕" w:hAnsi="맑은 고딕" w:eastAsia="맑은 고딕"/>
+          <w:b/>
+          <w:color w:val="1E3A8A"/>
+          <w:sz w:val="24"/>
+        </w:rPr>
+        <w:t>2. 아티스트 정보</w:t>
+      </w:r>
+    </w:p>
+    <w:p>
+      <w:pPr>
+        <w:spacing w:line="324" w:lineRule="auto" w:after="80"/>
+      </w:pPr>
+      <w:r>
+        <w:rPr w:rFonts="맑은 고딕">
+          <w:rFonts w:ascii="맑은 고딕" w:hAnsi="맑은 고딕" w:eastAsia="맑은 고딕"/>
+          <w:b w:val="0"/>
+          <w:color w:val="6B7280"/>
+          <w:sz w:val="21"/>
+        </w:rPr>
+        <w:t xml:space="preserve">· </w:t>
+      </w:r>
+      <w:r>
+        <w:rPr w:rFonts="맑은 고딕">
+          <w:rFonts w:ascii="맑은 고딕" w:hAnsi="맑은 고딕" w:eastAsia="맑은 고딕"/>
+          <w:b/>
+          <w:color w:val="1F2937"/>
+          <w:sz w:val="21"/>
+        </w:rPr>
+        <w:t xml:space="preserve">국적: </w:t>
+      </w:r>
+      <w:r>
+        <w:rPr w:rFonts="맑은 고딕">
+          <w:rFonts w:ascii="맑은 고딕" w:hAnsi="맑은 고딕" w:eastAsia="맑은 고딕"/>
+          <w:b w:val="0"/>
+          <w:sz w:val="21"/>
+        </w:rPr>
+        <w:t>호주(오스트레일리아) / 영국</w:t>
+      </w:r>
+    </w:p>
+    <w:p>
+      <w:pPr>
+        <w:spacing w:line="324" w:lineRule="auto" w:after="80"/>
+      </w:pPr>
+      <w:r>
+        <w:rPr w:rFonts="맑은 고딕">
+          <w:rFonts w:ascii="맑은 고딕" w:hAnsi="맑은 고딕" w:eastAsia="맑은 고딕"/>
+          <w:b w:val="0"/>
+          <w:color w:val="6B7280"/>
+          <w:sz w:val="21"/>
+        </w:rPr>
+        <w:t xml:space="preserve">· </w:t>
+      </w:r>
+      <w:r>
+        <w:rPr w:rFonts="맑은 고딕">
+          <w:rFonts w:ascii="맑은 고딕" w:hAnsi="맑은 고딕" w:eastAsia="맑은 고딕"/>
+          <w:b/>
+          <w:color w:val="1F2937"/>
+          <w:sz w:val="21"/>
+        </w:rPr>
+        <w:t xml:space="preserve">생몰년도: </w:t>
+      </w:r>
+      <w:r>
+        <w:rPr w:rFonts="맑은 고딕">
+          <w:rFonts w:ascii="맑은 고딕" w:hAnsi="맑은 고딕" w:eastAsia="맑은 고딕"/>
+          <w:b w:val="0"/>
+          <w:sz w:val="21"/>
+        </w:rPr>
+        <w:t>1975년 결성 ~ 현재 활동 중</w:t>
+      </w:r>
+    </w:p>
+    <w:p>
+      <w:pPr>
+        <w:spacing w:line="324" w:lineRule="auto" w:after="80"/>
+      </w:pPr>
+      <w:r>
+        <w:rPr w:rFonts="맑은 고딕">
+          <w:rFonts w:ascii="맑은 고딕" w:hAnsi="맑은 고딕" w:eastAsia="맑은 고딕"/>
+          <w:b w:val="0"/>
+          <w:color w:val="6B7280"/>
+          <w:sz w:val="21"/>
+        </w:rPr>
+        <w:t xml:space="preserve">· </w:t>
+      </w:r>
+      <w:r>
+        <w:rPr w:rFonts="맑은 고딕">
+          <w:rFonts w:ascii="맑은 고딕" w:hAnsi="맑은 고딕" w:eastAsia="맑은 고딕"/>
+          <w:b/>
+          <w:color w:val="1F2937"/>
+          <w:sz w:val="21"/>
+        </w:rPr>
+        <w:t xml:space="preserve">그룹 소속: </w:t>
+      </w:r>
+      <w:r>
+        <w:rPr w:rFonts="맑은 고딕">
+          <w:rFonts w:ascii="맑은 고딕" w:hAnsi="맑은 고딕" w:eastAsia="맑은 고딕"/>
+          <w:b w:val="0"/>
+          <w:sz w:val="21"/>
+        </w:rPr>
+        <w:t>2인조 소프트 록 듀오 (핵심 멤버: 러셀 히치콕, 그레이엄 러셀)</w:t>
+      </w:r>
+    </w:p>
+    <w:p>
+      <w:pPr>
+        <w:spacing w:line="324" w:lineRule="auto" w:after="80"/>
+      </w:pPr>
+      <w:r>
+        <w:rPr w:rFonts="맑은 고딕">
+          <w:rFonts w:ascii="맑은 고딕" w:hAnsi="맑은 고딕" w:eastAsia="맑은 고딕"/>
+          <w:b w:val="0"/>
+          <w:color w:val="6B7280"/>
+          <w:sz w:val="21"/>
+        </w:rPr>
+        <w:t xml:space="preserve">· </w:t>
+      </w:r>
+      <w:r>
+        <w:rPr w:rFonts="맑은 고딕">
+          <w:rFonts w:ascii="맑은 고딕" w:hAnsi="맑은 고딕" w:eastAsia="맑은 고딕"/>
+          <w:b/>
+          <w:color w:val="1F2937"/>
+          <w:sz w:val="21"/>
+        </w:rPr>
+        <w:t xml:space="preserve">아티스트 소개: </w:t>
+      </w:r>
+      <w:r>
+        <w:rPr w:rFonts="맑은 고딕">
+          <w:rFonts w:ascii="맑은 고딕" w:hAnsi="맑은 고딕" w:eastAsia="맑은 고딕"/>
+          <w:b w:val="0"/>
+          <w:sz w:val="21"/>
+        </w:rPr>
+        <w:t>에어 서플라이는 청량하면서도 폭발적인 러셀 히치콕의 고음 보컬과 서정적인 멜로디 메이커 그레이엄 러셀의 송라이팅이 완벽한 시너지를 이룬 팝 역사상 가장 위대한 소프트 록 듀오입니다. 1980년대 빌보드 차트를 수놓은 수많은 연속 톱 5 히트곡들을 배출하며 시대를 초월한 낭만주의 팝의 아이콘으로 전 세계 음악 팬들의 가슴속에 깊이 자리하고 있습니다.</w:t>
+      </w:r>
+    </w:p>
+    <w:p>
+      <w:pPr>
+        <w:spacing w:line="324" w:lineRule="auto" w:before="200" w:after="80"/>
+      </w:pPr>
+      <w:r>
+        <w:rPr w:rFonts="맑은 고딕">
+          <w:rFonts w:ascii="맑은 고딕" w:hAnsi="맑은 고딕" w:eastAsia="맑은 고딕"/>
+          <w:b/>
+          <w:color w:val="1E3A8A"/>
+          <w:sz w:val="24"/>
+        </w:rPr>
+        <w:t>3. 음반 상세 분석</w:t>
+      </w:r>
+    </w:p>
+    <w:p>
+      <w:pPr>
+        <w:spacing w:line="324" w:lineRule="auto" w:after="80"/>
+      </w:pPr>
+      <w:r>
+        <w:rPr w:rFonts="맑은 고딕">
+          <w:rFonts w:ascii="맑은 고딕" w:hAnsi="맑은 고딕" w:eastAsia="맑은 고딕"/>
+          <w:b w:val="0"/>
+          <w:color w:val="6B7280"/>
+          <w:sz w:val="21"/>
+        </w:rPr>
+        <w:t xml:space="preserve">· </w:t>
+      </w:r>
+      <w:r>
+        <w:rPr w:rFonts="맑은 고딕">
+          <w:rFonts w:ascii="맑은 고딕" w:hAnsi="맑은 고딕" w:eastAsia="맑은 고딕"/>
+          <w:b/>
+          <w:color w:val="1F2937"/>
+          <w:sz w:val="21"/>
+        </w:rPr>
+        <w:t xml:space="preserve">역사적 위치: </w:t>
+      </w:r>
+      <w:r>
+        <w:rPr w:rFonts="맑은 고딕">
+          <w:rFonts w:ascii="맑은 고딕" w:hAnsi="맑은 고딕" w:eastAsia="맑은 고딕"/>
+          <w:b w:val="0"/>
+          <w:sz w:val="21"/>
+        </w:rPr>
+        <w:t>1980년대 팝 발라드의 황금기를 집대성한 음반으로, 풍성한 신시사이저와 어쿠스틱 악기, 유려한 현악 세션이 직조해 낸 당대 최고의 사운드 프로덕션을 자랑합니다. 소프트 록과 웅장한 팝 오페라적 서사를 매끄럽게 융합하여 팝 음악이 지닌 멜로드라마적 카타르시스를 최상의 완성도로 구현해 낸 명작입니다.</w:t>
+      </w:r>
+    </w:p>
+    <w:p>
+      <w:pPr>
+        <w:spacing w:line="324" w:lineRule="auto" w:after="80"/>
+      </w:pPr>
+      <w:r>
+        <w:rPr w:rFonts="맑은 고딕">
+          <w:rFonts w:ascii="맑은 고딕" w:hAnsi="맑은 고딕" w:eastAsia="맑은 고딕"/>
+          <w:b w:val="0"/>
+          <w:color w:val="6B7280"/>
+          <w:sz w:val="21"/>
+        </w:rPr>
+        <w:t xml:space="preserve">· </w:t>
+      </w:r>
+      <w:r>
+        <w:rPr w:rFonts="맑은 고딕">
+          <w:rFonts w:ascii="맑은 고딕" w:hAnsi="맑은 고딕" w:eastAsia="맑은 고딕"/>
+          <w:b/>
+          <w:color w:val="1F2937"/>
+          <w:sz w:val="21"/>
+        </w:rPr>
+        <w:t xml:space="preserve">시대의 흔적(스토리텔링): </w:t>
+      </w:r>
+      <w:r>
+        <w:rPr w:rFonts="맑은 고딕">
+          <w:rFonts w:ascii="맑은 고딕" w:hAnsi="맑은 고딕" w:eastAsia="맑은 고딕"/>
+          <w:b w:val="0"/>
+          <w:sz w:val="21"/>
+        </w:rPr>
+        <w:t>1980년대 밤하늘을 수놓던 심야 라디오 프로그램의 시그널과 카세트테이프에 마음을 녹여 사랑을 고백하던 청춘들의 정서적 배경음악이었습니다. 아날로그 통신 시절, 누군가를 간절히 기다리며 설레던 순수한 사랑의 밀도와 시대의 낭만이 소릿골 깊숙이 아로새겨져 있습니다.</w:t>
+      </w:r>
+    </w:p>
+    <w:p>
+      <w:pPr>
+        <w:spacing w:line="324" w:lineRule="auto" w:before="200" w:after="80"/>
+      </w:pPr>
+      <w:r>
+        <w:rPr w:rFonts="맑은 고딕">
+          <w:rFonts w:ascii="맑은 고딕" w:hAnsi="맑은 고딕" w:eastAsia="맑은 고딕"/>
+          <w:b/>
+          <w:color w:val="1E3A8A"/>
+          <w:sz w:val="24"/>
+        </w:rPr>
+        <w:t>4. 주요 수록곡 및 감상 제언</w:t>
+      </w:r>
+    </w:p>
+    <w:p>
+      <w:pPr>
+        <w:spacing w:line="324" w:lineRule="auto" w:after="80"/>
+      </w:pPr>
+      <w:r>
+        <w:rPr w:rFonts="맑은 고딕">
+          <w:rFonts w:ascii="맑은 고딕" w:hAnsi="맑은 고딕" w:eastAsia="맑은 고딕"/>
+          <w:b w:val="0"/>
+          <w:color w:val="6B7280"/>
+          <w:sz w:val="21"/>
+        </w:rPr>
+        <w:t xml:space="preserve">· </w:t>
+      </w:r>
+      <w:r>
+        <w:rPr w:rFonts="맑은 고딕">
+          <w:rFonts w:ascii="맑은 고딕" w:hAnsi="맑은 고딕" w:eastAsia="맑은 고딕"/>
+          <w:b/>
+          <w:color w:val="1F2937"/>
+          <w:sz w:val="21"/>
+        </w:rPr>
+        <w:t xml:space="preserve">주요 수록곡 특징: </w:t>
+      </w:r>
+      <w:r>
+        <w:rPr w:rFonts="맑은 고딕">
+          <w:rFonts w:ascii="맑은 고딕" w:hAnsi="맑은 고딕" w:eastAsia="맑은 고딕"/>
+          <w:b w:val="0"/>
+          <w:sz w:val="21"/>
+        </w:rPr>
+        <w:t>숭고한 사랑의 서사를 장엄한 편곡과 폭발적인 가창력으로 끌어올린 타이틀곡 'The Power of Love'를 필두로, 절제된 애절함과 서정적인 멜로디 라인이 돋보이는 'Just As I Am' 등 보컬의 다이내믹과 감정의 완급 조절이 탁월한 명곡들이 유기적으로 포진해 있습니다.</w:t>
+      </w:r>
+    </w:p>
+    <w:p>
+      <w:pPr>
+        <w:spacing w:line="324" w:lineRule="auto" w:after="80"/>
+      </w:pPr>
+      <w:r>
+        <w:rPr w:rFonts="맑은 고딕">
+          <w:rFonts w:ascii="맑은 고딕" w:hAnsi="맑은 고딕" w:eastAsia="맑은 고딕"/>
+          <w:b w:val="0"/>
+          <w:color w:val="6B7280"/>
+          <w:sz w:val="21"/>
+        </w:rPr>
+        <w:t xml:space="preserve">· </w:t>
+      </w:r>
+      <w:r>
+        <w:rPr w:rFonts="맑은 고딕">
+          <w:rFonts w:ascii="맑은 고딕" w:hAnsi="맑은 고딕" w:eastAsia="맑은 고딕"/>
+          <w:b/>
+          <w:color w:val="1F2937"/>
+          <w:sz w:val="21"/>
+        </w:rPr>
+        <w:t xml:space="preserve">빈티지 감상 제언: </w:t>
+      </w:r>
+      <w:r>
+        <w:rPr w:rFonts="맑은 고딕">
+          <w:rFonts w:ascii="맑은 고딕" w:hAnsi="맑은 고딕" w:eastAsia="맑은 고딕"/>
+          <w:b w:val="0"/>
+          <w:sz w:val="21"/>
+        </w:rPr>
+        <w:t>진공관 앰프를 통해 증폭되는 특유의 온기 어린 질감과 턴테이블 카트리지가 긁어내는 섬세한 마찰음이 러셀 히치콕의 찌르는 듯한 고음을 부드럽게 감싸 안아줍니다. 현악 세션의 잔향과 풍부한 어쿠스틱 피아노 울림이 청음실을 감돌 때, 디지털 음원에서는 결코 맛볼 수 없는 아날로그 사운드의 깊은 입체감을 오롯이 만끽할 수 있습니다.</w:t>
+      </w:r>
+    </w:p>
+    <w:p>
+      <w:pPr>
+        <w:spacing w:line="324" w:lineRule="auto" w:after="80"/>
+      </w:pPr>
+      <w:r>
+        <w:rPr w:rFonts="맑은 고딕">
+          <w:rFonts w:ascii="맑은 고딕" w:hAnsi="맑은 고딕" w:eastAsia="맑은 고딕"/>
+          <w:b w:val="0"/>
+          <w:color w:val="6B7280"/>
+          <w:sz w:val="21"/>
+        </w:rPr>
+        <w:t xml:space="preserve">· </w:t>
+      </w:r>
+      <w:r>
+        <w:rPr w:rFonts="맑은 고딕">
+          <w:rFonts w:ascii="맑은 고딕" w:hAnsi="맑은 고딕" w:eastAsia="맑은 고딕"/>
+          <w:b/>
+          <w:color w:val="1F2937"/>
+          <w:sz w:val="21"/>
+        </w:rPr>
+        <w:t xml:space="preserve">소장 가치: </w:t>
+      </w:r>
+      <w:r>
+        <w:rPr w:rFonts="맑은 고딕">
+          <w:rFonts w:ascii="맑은 고딕" w:hAnsi="맑은 고딕" w:eastAsia="맑은 고딕"/>
+          <w:b w:val="0"/>
+          <w:sz w:val="21"/>
+        </w:rPr>
+        <w:t>80년대 아날로그 마스터링의 품격과 시대의 로맨티시즘을 대변하는 상징적인 LP로, 소프트 록 애호가는 물론 감성적인 팝 컬렉터라면 라이브러리의 중심에 반드시 비치해 두어야 할 높은 예술적 소장 가치를 지닙니다.</w:t>
+      </w:r>
+    </w:p>
+    <w:p>
+      <w:pPr>
+        <w:spacing w:line="324" w:lineRule="auto" w:after="120" w:before="160"/>
+      </w:pPr>
+      <w:r>
+        <w:rPr w:rFonts="맑은 고딕">
+          <w:rFonts w:ascii="맑은 고딕" w:hAnsi="맑은 고딕" w:eastAsia="맑은 고딕"/>
+          <w:b/>
+          <w:color w:val="4338CA"/>
+          <w:sz w:val="21"/>
+        </w:rPr>
+        <w:t>이 음반을 통해 은막의 안개처럼 피어오르는 아날로그 선율과 가슴 시리도록 순수했던 사랑의 전율이 전해주는 감동을 다시 한번 경험해 보시는 것은 어떨까요?</w:t>
       </w:r>
     </w:p>
     <w:sectPr>
       <w:pgSz w:w="12240" w:h="15840"/>
-      <w:pgMar w:top="1440" w:right="1440" w:bottom="1440" w:left="1440" w:header="720" w:footer="720" w:gutter="0"/>
+      <w:pgMar w:top="1152" w:right="1296" w:bottom="1152" w:left="1296" w:header="720" w:footer="720" w:gutter="0"/>
       <w:cols w:space="720"/>
       <w:docGrid w:linePitch="360"/>
     </w:sectPr>

--- a/word_reports/LP_0053_위치_349_Air Supply_The Power of L.docx
+++ b/word_reports/LP_0053_위치_349_Air Supply_The Power of L.docx
@@ -32,7 +32,7 @@
     </w:p>
     <w:p>
       <w:pPr>
-        <w:spacing w:line="324" w:lineRule="auto" w:before="80" w:after="160"/>
+        <w:spacing w:line="324" w:lineRule="auto" w:before="80" w:after="120"/>
       </w:pPr>
       <w:r>
         <w:rPr w:rFonts="맑은 고딕">
@@ -42,13 +42,6 @@
           <w:sz w:val="22"/>
         </w:rPr>
         <w:t xml:space="preserve">[음반 소개] </w:t>
-      </w:r>
-      <w:r>
-        <w:rPr w:rFonts="맑은 고딕">
-          <w:rFonts w:ascii="맑은 고딕" w:hAnsi="맑은 고딕" w:eastAsia="맑은 고딕"/>
-          <w:b w:val="0"/>
-          <w:sz w:val="21"/>
-        </w:rPr>
       </w:r>
     </w:p>
     <w:p>
@@ -61,7 +54,33 @@
           <w:b w:val="0"/>
           <w:sz w:val="21"/>
         </w:rPr>
-        <w:t>청명한 호주의 바람처럼 불어와 메마른 일상을 촉촉하게 적시는 에어 서플라이의 서정적 정수가 오롯이 응축된 명반입니다. 가슴을 관통하는 러셀 히치콕의 드라마틱한 미성과 그레이엄 러셀의 정교하고 유려한 멜로디는 소프트 록이 도달할 수 있는 가장 우아하고 낭만적인 풍경을 직조해 냅니다. 웅장한 오케스트레이션과 따뜻한 팝 사운드의 조화 속에서 피어나는 사랑의 숭고함은 세월이 흘러도 퇴색되지 않는 불멸의 울림을 전합니다. 턴테이블의 회전과 함께 흘러나오는 이들의 선율은 순수했던 그 시절의 순애보적 감성을 아련한 향수와 함께 다시금 소환해 냅니다.</w:t>
+        <w:t>1980년대 팝 음악계의 지평에서 에어 서플라이(Air Supply)라는 이름은 단순한 밴드를 넘어, 한 시대를 관통한 ‘낭만주의의 대명사’로 기억됩니다. 숨 가쁘게 요동치던 뉴웨이브와 신스팝의 기계적인 비트 속에서도 이들은 오케스트레이션의 웅장함과 폐부를 찌르는 미성의 멜로디로 인간 내면의 가장 순수한 감정인 ‘사랑’을 찬미했습니다. 본 음반은 에어 서플라이가 소프트 록과 어덜트 컨템포러리의 정점에 섰던 1980년대 중반의 원숙한 예술적 에너지를 오롯이 담아낸 걸작으로, 대중음악사에 불멸의 발라드 서사시를 아로새긴 중요한 이정표입니다.</w:t>
+      </w:r>
+    </w:p>
+    <w:p>
+      <w:pPr>
+        <w:spacing w:line="324" w:lineRule="auto" w:after="120"/>
+      </w:pPr>
+      <w:r>
+        <w:rPr w:rFonts="맑은 고딕">
+          <w:rFonts w:ascii="맑은 고딕" w:hAnsi="맑은 고딕" w:eastAsia="맑은 고딕"/>
+          <w:b w:val="0"/>
+          <w:sz w:val="21"/>
+        </w:rPr>
+        <w:t>이 음반의 중심축을 이루는 타이틀 명곡과 수록 트랙들은 제니퍼 러시의 원곡을 에어 서플라이 특유의 드라마틱한 호흡으로 재해석하며 사랑이 지닌 숭고한 구원의 힘을 웅변합니다. 러셀 히치콕의 한계 없는 초고음 보컬과 그레이엄 러셀의 섬세한 어쿠스틱 기타 워크, 그리고 이를 감싸 안는 유려한 스트링 사운드는 청자에게 단순한 청각적 쾌감을 넘어선 영적 카타르시스를 선사합니다. 이들이 전하고자 했던 예술적 철학은 조건 없는 헌신과 관계의 회복이었으며, 그 진심 어린 메시지는 상업적 성패를 떠나 동시대를 살아간 모든 이들의 심장을 뜨겁게 적셨습니다.</w:t>
+      </w:r>
+    </w:p>
+    <w:p>
+      <w:pPr>
+        <w:spacing w:line="324" w:lineRule="auto" w:after="120"/>
+      </w:pPr>
+      <w:r>
+        <w:rPr w:rFonts="맑은 고딕">
+          <w:rFonts w:ascii="맑은 고딕" w:hAnsi="맑은 고딕" w:eastAsia="맑은 고딕"/>
+          <w:b w:val="0"/>
+          <w:sz w:val="21"/>
+        </w:rPr>
+        <w:t>세월이 흘러 수많은 트렌드가 명멸했음에도 본 음반이 여전히 빛을 발하는 까닭은, 디지털의 차가움으로는 결코 흉내 낼 수 없는 아날로그 레코딩 특유의 서정적 온기 때문입니다. 턴테이블의 플래터가 회전하며 소리골 사이로 흘러나오는 히치콕의 가녀린 듯 폭발적인 음성은 시간의 풍화를 견뎌낸 클래식의 품격을 증명합니다. 사랑이라는 인류 보편의 테마를 가장 찬란한 선율로 벼려낸 이 음반은, 시대를 초월하여 지친 영혼을 어루만져 주는 영원한 음악적 안식처로 우리 곁에 머물고 있습니다.</w:t>
       </w:r>
     </w:p>
     <w:p>
@@ -168,7 +187,7 @@
           <w:b w:val="0"/>
           <w:sz w:val="21"/>
         </w:rPr>
-        <w:t>1980년대 중반 소프트 록과 어덜트 컨템퍼러리 장르의 전성기를 이끌던 에어 서플라이가 제니퍼 러시의 원곡을 그들만의 드라마틱한 어법으로 재해석한 타이틀곡을 전면에 내세워 발매한 기념비적 음반입니다.</w:t>
+        <w:t>1985년 아리스타(Arista) 레코드에서 제작·발매된 음반(및 동시대 인터내셔널 바이닐 프레싱)으로, 명 프로듀서 피터 콜린스와의 협업을 통해 오케스트럴 팝과 록의 완벽한 결합을 구현해 낸 80년대 소프트 록의 기념비적 작품입니다.</w:t>
       </w:r>
     </w:p>
     <w:p>
@@ -199,7 +218,7 @@
           <w:b w:val="0"/>
           <w:sz w:val="21"/>
         </w:rPr>
-        <w:t>타이틀곡 'The Power of Love'가 빌보드 핫 100 차트 상위권에 랭크되었으며, 아시아와 유럽, 북미 전역의 음반 차트에서 골드 및 플래티넘 레코드를 기록하며 전 세계적인 상업적 대성공을 거두었습니다.</w:t>
+        <w:t>발매 직후 미국 빌보드 어덜트 컨템포러리 차트 최상위권을 강타하고 멀티 플래티넘을 기록하였으며, 아시아와 유럽을 포함한 전 세계 팝 시장에서 폭발적인 판매고를 올리며 글로벌 밀리언셀러의 반열에 올랐습니다.</w:t>
       </w:r>
     </w:p>
     <w:p>
@@ -230,7 +249,7 @@
           <w:b w:val="0"/>
           <w:sz w:val="21"/>
         </w:rPr>
-        <w:t>아메리칸 뮤직 어워드(AMA) 노미네이트 및 호주 ARIA 명예의 전당 입성을 뒷받침한 주요 작품 중 하나로 평가받으며 대중음악 평단으로부터 서정적 팝 발라드의 모범으로 확고한 찬사를 받았습니다.</w:t>
+        <w:t>빌보드 뮤직 어워드 및 아메리칸 뮤직 어워드(AMA) 노미네이트, 작곡가 협회(BMI) 명예의 전당 입성 등 대중성과 음악성을 겸비한 팝 역사상 가장 성공적인 듀오 음반으로 공인받았습니다.</w:t>
       </w:r>
     </w:p>
     <w:p>
@@ -275,7 +294,7 @@
           <w:b w:val="0"/>
           <w:sz w:val="21"/>
         </w:rPr>
-        <w:t>호주(오스트레일리아) / 영국</w:t>
+        <w:t>호주 (Australia)</w:t>
       </w:r>
     </w:p>
     <w:p>
@@ -306,7 +325,7 @@
           <w:b w:val="0"/>
           <w:sz w:val="21"/>
         </w:rPr>
-        <w:t>1975년 결성 ~ 현재 활동 중</w:t>
+        <w:t>1975년 결성 (러셀 히치콕: 1949년 출생 / 그레이엄 러셀: 1950년 출생)</w:t>
       </w:r>
     </w:p>
     <w:p>
@@ -337,7 +356,7 @@
           <w:b w:val="0"/>
           <w:sz w:val="21"/>
         </w:rPr>
-        <w:t>2인조 소프트 록 듀오 (핵심 멤버: 러셀 히치콕, 그레이엄 러셀)</w:t>
+        <w:t>2인조 소프트 록 / 어덜트 컨템포러리 팝 그룹</w:t>
       </w:r>
     </w:p>
     <w:p>
@@ -368,7 +387,7 @@
           <w:b w:val="0"/>
           <w:sz w:val="21"/>
         </w:rPr>
-        <w:t>에어 서플라이는 청량하면서도 폭발적인 러셀 히치콕의 고음 보컬과 서정적인 멜로디 메이커 그레이엄 러셀의 송라이팅이 완벽한 시너지를 이룬 팝 역사상 가장 위대한 소프트 록 듀오입니다. 1980년대 빌보드 차트를 수놓은 수많은 연속 톱 5 히트곡들을 배출하며 시대를 초월한 낭만주의 팝의 아이콘으로 전 세계 음악 팬들의 가슴속에 깊이 자리하고 있습니다.</w:t>
+        <w:t>호주 출신의 싱어송라이터 그레이엄 러셀과 독보적인 고음역을 자랑하는 보컬리스트 러셀 히치콕으로 구성된 전설적인 듀오입니다. 유려한 멜로디와 서정적인 하모니를 앞세워 1980년대 라디오 방송과 차트를 완전히 장악하며 팝 음악사에 서정적 록 발라드의 찬연한 황금기를 열었습니다.</w:t>
       </w:r>
     </w:p>
     <w:p>
@@ -413,7 +432,7 @@
           <w:b w:val="0"/>
           <w:sz w:val="21"/>
         </w:rPr>
-        <w:t>1980년대 팝 발라드의 황금기를 집대성한 음반으로, 풍성한 신시사이저와 어쿠스틱 악기, 유려한 현악 세션이 직조해 낸 당대 최고의 사운드 프로덕션을 자랑합니다. 소프트 록과 웅장한 팝 오페라적 서사를 매끄럽게 융합하여 팝 음악이 지닌 멜로드라마적 카타르시스를 최상의 완성도로 구현해 낸 명작입니다.</w:t>
+        <w:t>1980년대 중반 대형 스케일의 스튜디오 프로덕션과 록 밴드 포맷, 클래시컬한 현악 편곡이 가장 이상적으로 융합된 어덜트 컨템포러리 팝의 모범입니다. 이후 등장한 수많은 팝/발라드 뮤지션들에게 편곡의 교과서적인 기준을 제시한 걸작으로 평가받습니다.</w:t>
       </w:r>
     </w:p>
     <w:p>
@@ -444,7 +463,7 @@
           <w:b w:val="0"/>
           <w:sz w:val="21"/>
         </w:rPr>
-        <w:t>1980년대 밤하늘을 수놓던 심야 라디오 프로그램의 시그널과 카세트테이프에 마음을 녹여 사랑을 고백하던 청춘들의 정서적 배경음악이었습니다. 아날로그 통신 시절, 누군가를 간절히 기다리며 설레던 순수한 사랑의 밀도와 시대의 낭만이 소릿골 깊숙이 아로새겨져 있습니다.</w:t>
+        <w:t>냉전 말기이자 물질적 풍요가 넘쳐나던 1980년대 중반, 화려함 이면에 자리한 청춘들의 고독과 서정적 갈증을 달래주었던 ‘심야 라디오의 영원한 테마’였습니다. 당시 젊은이들의 카세트테이프와 턴테이블 위에서 수없이 회전하며 사랑의 서약과 고백의 순간을 함께한 문화적 노스탤지어를 품고 있습니다.</w:t>
       </w:r>
     </w:p>
     <w:p>
@@ -489,7 +508,7 @@
           <w:b w:val="0"/>
           <w:sz w:val="21"/>
         </w:rPr>
-        <w:t>숭고한 사랑의 서사를 장엄한 편곡과 폭발적인 가창력으로 끌어올린 타이틀곡 'The Power of Love'를 필두로, 절제된 애절함과 서정적인 멜로디 라인이 돋보이는 'Just As I Am' 등 보컬의 다이내믹과 감정의 완급 조절이 탁월한 명곡들이 유기적으로 포진해 있습니다.</w:t>
+        <w:t>사랑의 위대함을 서사적으로 토해내는 타이틀곡 'The Power of Love'의 드라마틱한 기승전결은 가슴 벅찬 감동을 선사합니다. 아울러 감미로운 어쿠스틱 질감과 감수성 넘치는 보컬 하모니가 돋보이는 발라드 트랙들은 한 편의 고전 영화를 감상하듯 짙은 서정미를 뿜어냅니다.</w:t>
       </w:r>
     </w:p>
     <w:p>
@@ -520,7 +539,7 @@
           <w:b w:val="0"/>
           <w:sz w:val="21"/>
         </w:rPr>
-        <w:t>진공관 앰프를 통해 증폭되는 특유의 온기 어린 질감과 턴테이블 카트리지가 긁어내는 섬세한 마찰음이 러셀 히치콕의 찌르는 듯한 고음을 부드럽게 감싸 안아줍니다. 현악 세션의 잔향과 풍부한 어쿠스틱 피아노 울림이 청음실을 감돌 때, 디지털 음원에서는 결코 맛볼 수 없는 아날로그 사운드의 깊은 입체감을 오롯이 만끽할 수 있습니다.</w:t>
+        <w:t>진공관 앰프의 온화한 배음과 MM/MC 카트리지가 장착된 턴테이블을 통해 감상할 것을 권합니다. 디지털 음원에서는 날카롭게 들릴 수 있는 히치콕의 고음이 LP의 아날로그 소리골을 통할 때 비로소 벨벳처럼 부드럽고 풍성한 질감으로 피어나며, 대편성 스트링의 온기를 온몸으로 체감할 수 있습니다.</w:t>
       </w:r>
     </w:p>
     <w:p>
@@ -551,7 +570,7 @@
           <w:b w:val="0"/>
           <w:sz w:val="21"/>
         </w:rPr>
-        <w:t>80년대 아날로그 마스터링의 품격과 시대의 로맨티시즘을 대변하는 상징적인 LP로, 소프트 록 애호가는 물론 감성적인 팝 컬렉터라면 라이브러리의 중심에 반드시 비치해 두어야 할 높은 예술적 소장 가치를 지닙니다.</w:t>
+        <w:t>80년대 아날로그 마스터링 기술의 정수가 새겨진 음반으로, 팝 음악 애호가는 물론 바이닐 오디오파일 모두에게 필수적인 컬렉터스 아이템입니다. 세월이 흐를수록 깊이를 더해가는 재킷의 빈티지한 아우라와 변치 않는 음색의 가치는 LP 라이브러리에서 독보적인 존재감을 발휘합니다.</w:t>
       </w:r>
     </w:p>
     <w:p>
@@ -565,7 +584,7 @@
           <w:color w:val="4338CA"/>
           <w:sz w:val="21"/>
         </w:rPr>
-        <w:t>이 음반을 통해 은막의 안개처럼 피어오르는 아날로그 선율과 가슴 시리도록 순수했던 사랑의 전율이 전해주는 감동을 다시 한번 경험해 보시는 것은 어떨까요?</w:t>
+        <w:t>이 음반을 통해 턴테이블의 바늘 끝에서 피어나는 순수한 사랑의 서약과 가슴 벅찬 감동을 다시 한번 경험해 보시는 것은 어떨까요?</w:t>
       </w:r>
     </w:p>
     <w:sectPr>
